--- a/2026/8. Undangan Perwakilan Wali Santri Kuttab.docx
+++ b/2026/8. Undangan Perwakilan Wali Santri Kuttab.docx
@@ -1,6 +1,6 @@
 
 <file path=word/document.xml><?xml version="1.0" encoding="utf-8"?>
-<w:document xmlns:wpc="http://schemas.microsoft.com/office/word/2010/wordprocessingCanvas" xmlns:cx="http://schemas.microsoft.com/office/drawing/2014/chartex" xmlns:cx1="http://schemas.microsoft.com/office/drawing/2015/9/8/chartex" xmlns:cx2="http://schemas.microsoft.com/office/drawing/2015/10/21/chartex" xmlns:cx3="http://schemas.microsoft.com/office/drawing/2016/5/9/chartex" xmlns:cx4="http://schemas.microsoft.com/office/drawing/2016/5/10/chartex" xmlns:cx5="http://schemas.microsoft.com/office/drawing/2016/5/11/chartex" xmlns:cx6="http://schemas.microsoft.com/office/drawing/2016/5/12/chartex" xmlns:cx7="http://schemas.microsoft.com/office/drawing/2016/5/13/chartex" xmlns:cx8="http://schemas.microsoft.com/office/drawing/2016/5/14/chartex" xmlns:mc="http://schemas.openxmlformats.org/markup-compatibility/2006" xmlns:aink="http://schemas.microsoft.com/office/drawing/2016/ink" xmlns:am3d="http://schemas.microsoft.com/office/drawing/2017/model3d" xmlns:o="urn:schemas-microsoft-com:office:office" xmlns:r="http://schemas.openxmlformats.org/officeDocument/2006/relationships" xmlns:m="http://schemas.openxmlformats.org/officeDocument/2006/math" xmlns:v="urn:schemas-microsoft-com:vml" xmlns:wp14="http://schemas.microsoft.com/office/word/2010/wordprocessingDrawing" xmlns:wp="http://schemas.openxmlformats.org/drawingml/2006/wordprocessingDrawing" xmlns:w10="urn:schemas-microsoft-com:office:word" xmlns:w="http://schemas.openxmlformats.org/wordprocessingml/2006/main" xmlns:w14="http://schemas.microsoft.com/office/word/2010/wordml" xmlns:w15="http://schemas.microsoft.com/office/word/2012/wordml" xmlns:w16cex="http://schemas.microsoft.com/office/word/2018/wordml/cex" xmlns:w16cid="http://schemas.microsoft.com/office/word/2016/wordml/cid" xmlns:w16="http://schemas.microsoft.com/office/word/2018/wordml" xmlns:w16se="http://schemas.microsoft.com/office/word/2015/wordml/symex" xmlns:wpg="http://schemas.microsoft.com/office/word/2010/wordprocessingGroup" xmlns:wpi="http://schemas.microsoft.com/office/word/2010/wordprocessingInk" xmlns:wne="http://schemas.microsoft.com/office/word/2006/wordml" xmlns:wps="http://schemas.microsoft.com/office/word/2010/wordprocessingShape" mc:Ignorable="w14 w15 w16se w16cid w16 w16cex wp14">
+<w:document xmlns:wpc="http://schemas.microsoft.com/office/word/2010/wordprocessingCanvas" xmlns:cx="http://schemas.microsoft.com/office/drawing/2014/chartex" xmlns:cx1="http://schemas.microsoft.com/office/drawing/2015/9/8/chartex" xmlns:cx2="http://schemas.microsoft.com/office/drawing/2015/10/21/chartex" xmlns:cx3="http://schemas.microsoft.com/office/drawing/2016/5/9/chartex" xmlns:cx4="http://schemas.microsoft.com/office/drawing/2016/5/10/chartex" xmlns:cx5="http://schemas.microsoft.com/office/drawing/2016/5/11/chartex" xmlns:cx6="http://schemas.microsoft.com/office/drawing/2016/5/12/chartex" xmlns:cx7="http://schemas.microsoft.com/office/drawing/2016/5/13/chartex" xmlns:cx8="http://schemas.microsoft.com/office/drawing/2016/5/14/chartex" xmlns:mc="http://schemas.openxmlformats.org/markup-compatibility/2006" xmlns:aink="http://schemas.microsoft.com/office/drawing/2016/ink" xmlns:am3d="http://schemas.microsoft.com/office/drawing/2017/model3d" xmlns:o="urn:schemas-microsoft-com:office:office" xmlns:oel="http://schemas.microsoft.com/office/2019/extlst" xmlns:r="http://schemas.openxmlformats.org/officeDocument/2006/relationships" xmlns:m="http://schemas.openxmlformats.org/officeDocument/2006/math" xmlns:v="urn:schemas-microsoft-com:vml" xmlns:wp14="http://schemas.microsoft.com/office/word/2010/wordprocessingDrawing" xmlns:wp="http://schemas.openxmlformats.org/drawingml/2006/wordprocessingDrawing" xmlns:w10="urn:schemas-microsoft-com:office:word" xmlns:w="http://schemas.openxmlformats.org/wordprocessingml/2006/main" xmlns:w14="http://schemas.microsoft.com/office/word/2010/wordml" xmlns:w15="http://schemas.microsoft.com/office/word/2012/wordml" xmlns:w16cex="http://schemas.microsoft.com/office/word/2018/wordml/cex" xmlns:w16cid="http://schemas.microsoft.com/office/word/2016/wordml/cid" xmlns:w16="http://schemas.microsoft.com/office/word/2018/wordml" xmlns:w16du="http://schemas.microsoft.com/office/word/2023/wordml/word16du" xmlns:w16sdtdh="http://schemas.microsoft.com/office/word/2020/wordml/sdtdatahash" xmlns:w16sdtfl="http://schemas.microsoft.com/office/word/2024/wordml/sdtformatlock" xmlns:w16se="http://schemas.microsoft.com/office/word/2015/wordml/symex" xmlns:wpg="http://schemas.microsoft.com/office/word/2010/wordprocessingGroup" xmlns:wpi="http://schemas.microsoft.com/office/word/2010/wordprocessingInk" xmlns:wne="http://schemas.microsoft.com/office/word/2006/wordml" xmlns:wps="http://schemas.microsoft.com/office/word/2010/wordprocessingShape" mc:Ignorable="w14 w15 w16se w16cid w16 w16cex w16sdtdh w16sdtfl w16du wp14">
   <w:body>
     <w:p>
       <w:pPr>
@@ -21,7 +21,7 @@
           <w:noProof/>
         </w:rPr>
         <w:drawing>
-          <wp:anchor distT="0" distB="0" distL="114300" distR="114300" simplePos="0" relativeHeight="251663360" behindDoc="1" locked="0" layoutInCell="1" allowOverlap="1" wp14:anchorId="7E0EDBF1" wp14:editId="75190354">
+          <wp:anchor distT="0" distB="0" distL="114300" distR="114300" simplePos="0" relativeHeight="251663360" behindDoc="1" locked="0" layoutInCell="1" allowOverlap="1" wp14:anchorId="7E0EDBF1" wp14:editId="132D359D">
             <wp:simplePos x="0" y="0"/>
             <wp:positionH relativeFrom="margin">
               <wp:align>left</wp:align>
@@ -275,7 +275,7 @@
               </wp:anchor>
             </w:drawing>
           </mc:Choice>
-          <mc:Fallback xmlns:w16sdtfl="http://schemas.microsoft.com/office/word/2024/wordml/sdtformatlock" xmlns:w16sdtdh="http://schemas.microsoft.com/office/word/2020/wordml/sdtdatahash" xmlns:w16du="http://schemas.microsoft.com/office/word/2023/wordml/word16du" xmlns:oel="http://schemas.microsoft.com/office/2019/extlst">
+          <mc:Fallback>
             <w:pict>
               <v:line w14:anchorId="0D10804A" id="Straight Connector 3" o:spid="_x0000_s1026" style="position:absolute;z-index:251662336;visibility:visible;mso-wrap-style:square;mso-wrap-distance-left:9pt;mso-wrap-distance-top:0;mso-wrap-distance-right:9pt;mso-wrap-distance-bottom:0;mso-position-horizontal:absolute;mso-position-horizontal-relative:text;mso-position-vertical:absolute;mso-position-vertical-relative:text" from=".6pt,1.95pt" to="512.1pt,1.95pt" o:gfxdata="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" strokecolor="black [3200]" strokeweight="4pt">
                 <v:stroke linestyle="thinThick" joinstyle="miter"/>
@@ -642,7 +642,47 @@
           <w:sz w:val="24"/>
           <w:szCs w:val="24"/>
         </w:rPr>
-        <w:t>Ir. Edy maryanto, ST,MT. IPM</w:t>
+        <w:t xml:space="preserve">Ir. Edy </w:t>
+      </w:r>
+      <w:r>
+        <w:rPr>
+          <w:rFonts w:asciiTheme="majorBidi" w:hAnsiTheme="majorBidi" w:cstheme="majorBidi"/>
+          <w:b/>
+          <w:bCs/>
+          <w:sz w:val="24"/>
+          <w:szCs w:val="24"/>
+        </w:rPr>
+        <w:t>M</w:t>
+      </w:r>
+      <w:r>
+        <w:rPr>
+          <w:rFonts w:asciiTheme="majorBidi" w:hAnsiTheme="majorBidi" w:cstheme="majorBidi"/>
+          <w:b/>
+          <w:bCs/>
+          <w:sz w:val="24"/>
+          <w:szCs w:val="24"/>
+        </w:rPr>
+        <w:t>aryanto, ST,</w:t>
+      </w:r>
+      <w:r>
+        <w:rPr>
+          <w:rFonts w:asciiTheme="majorBidi" w:hAnsiTheme="majorBidi" w:cstheme="majorBidi"/>
+          <w:b/>
+          <w:bCs/>
+          <w:sz w:val="24"/>
+          <w:szCs w:val="24"/>
+        </w:rPr>
+        <w:t xml:space="preserve"> </w:t>
+      </w:r>
+      <w:r>
+        <w:rPr>
+          <w:rFonts w:asciiTheme="majorBidi" w:hAnsiTheme="majorBidi" w:cstheme="majorBidi"/>
+          <w:b/>
+          <w:bCs/>
+          <w:sz w:val="24"/>
+          <w:szCs w:val="24"/>
+        </w:rPr>
+        <w:t>MT. IPM</w:t>
       </w:r>
     </w:p>
     <w:p>
@@ -909,8 +949,6 @@
         </w:rPr>
         <w:t>santri Kuttab dan MABAIZ</w:t>
       </w:r>
-      <w:bookmarkStart w:id="0" w:name="_GoBack"/>
-      <w:bookmarkEnd w:id="0"/>
       <w:r>
         <w:rPr>
           <w:rFonts w:asciiTheme="majorBidi" w:hAnsiTheme="majorBidi" w:cstheme="majorBidi"/>
@@ -981,7 +1019,39 @@
           <w:sz w:val="24"/>
           <w:szCs w:val="24"/>
         </w:rPr>
-        <w:t>Ir. Edy maryanto, ST,MT. IPM</w:t>
+        <w:t xml:space="preserve">Ir. Edy </w:t>
+      </w:r>
+      <w:r>
+        <w:rPr>
+          <w:rFonts w:asciiTheme="majorBidi" w:hAnsiTheme="majorBidi" w:cstheme="majorBidi"/>
+          <w:sz w:val="24"/>
+          <w:szCs w:val="24"/>
+        </w:rPr>
+        <w:t>M</w:t>
+      </w:r>
+      <w:r>
+        <w:rPr>
+          <w:rFonts w:asciiTheme="majorBidi" w:hAnsiTheme="majorBidi" w:cstheme="majorBidi"/>
+          <w:sz w:val="24"/>
+          <w:szCs w:val="24"/>
+        </w:rPr>
+        <w:t>aryanto, ST,</w:t>
+      </w:r>
+      <w:r>
+        <w:rPr>
+          <w:rFonts w:asciiTheme="majorBidi" w:hAnsiTheme="majorBidi" w:cstheme="majorBidi"/>
+          <w:sz w:val="24"/>
+          <w:szCs w:val="24"/>
+        </w:rPr>
+        <w:t xml:space="preserve"> </w:t>
+      </w:r>
+      <w:r>
+        <w:rPr>
+          <w:rFonts w:asciiTheme="majorBidi" w:hAnsiTheme="majorBidi" w:cstheme="majorBidi"/>
+          <w:sz w:val="24"/>
+          <w:szCs w:val="24"/>
+        </w:rPr>
+        <w:t>MT. IPM</w:t>
       </w:r>
       <w:r>
         <w:rPr>
@@ -1742,7 +1812,7 @@
 </file>
 
 <file path=word/endnotes.xml><?xml version="1.0" encoding="utf-8"?>
-<w:endnotes xmlns:wpc="http://schemas.microsoft.com/office/word/2010/wordprocessingCanvas" xmlns:cx="http://schemas.microsoft.com/office/drawing/2014/chartex" xmlns:cx1="http://schemas.microsoft.com/office/drawing/2015/9/8/chartex" xmlns:cx2="http://schemas.microsoft.com/office/drawing/2015/10/21/chartex" xmlns:cx3="http://schemas.microsoft.com/office/drawing/2016/5/9/chartex" xmlns:cx4="http://schemas.microsoft.com/office/drawing/2016/5/10/chartex" xmlns:cx5="http://schemas.microsoft.com/office/drawing/2016/5/11/chartex" xmlns:cx6="http://schemas.microsoft.com/office/drawing/2016/5/12/chartex" xmlns:cx7="http://schemas.microsoft.com/office/drawing/2016/5/13/chartex" xmlns:cx8="http://schemas.microsoft.com/office/drawing/2016/5/14/chartex" xmlns:mc="http://schemas.openxmlformats.org/markup-compatibility/2006" xmlns:aink="http://schemas.microsoft.com/office/drawing/2016/ink" xmlns:am3d="http://schemas.microsoft.com/office/drawing/2017/model3d" xmlns:o="urn:schemas-microsoft-com:office:office" xmlns:r="http://schemas.openxmlformats.org/officeDocument/2006/relationships" xmlns:m="http://schemas.openxmlformats.org/officeDocument/2006/math" xmlns:v="urn:schemas-microsoft-com:vml" xmlns:wp14="http://schemas.microsoft.com/office/word/2010/wordprocessingDrawing" xmlns:wp="http://schemas.openxmlformats.org/drawingml/2006/wordprocessingDrawing" xmlns:w10="urn:schemas-microsoft-com:office:word" xmlns:w="http://schemas.openxmlformats.org/wordprocessingml/2006/main" xmlns:w14="http://schemas.microsoft.com/office/word/2010/wordml" xmlns:w15="http://schemas.microsoft.com/office/word/2012/wordml" xmlns:w16cex="http://schemas.microsoft.com/office/word/2018/wordml/cex" xmlns:w16cid="http://schemas.microsoft.com/office/word/2016/wordml/cid" xmlns:w16="http://schemas.microsoft.com/office/word/2018/wordml" xmlns:w16se="http://schemas.microsoft.com/office/word/2015/wordml/symex" xmlns:wpg="http://schemas.microsoft.com/office/word/2010/wordprocessingGroup" xmlns:wpi="http://schemas.microsoft.com/office/word/2010/wordprocessingInk" xmlns:wne="http://schemas.microsoft.com/office/word/2006/wordml" xmlns:wps="http://schemas.microsoft.com/office/word/2010/wordprocessingShape" mc:Ignorable="w14 w15 w16se w16cid w16 w16cex wp14">
+<w:endnotes xmlns:wpc="http://schemas.microsoft.com/office/word/2010/wordprocessingCanvas" xmlns:cx="http://schemas.microsoft.com/office/drawing/2014/chartex" xmlns:cx1="http://schemas.microsoft.com/office/drawing/2015/9/8/chartex" xmlns:cx2="http://schemas.microsoft.com/office/drawing/2015/10/21/chartex" xmlns:cx3="http://schemas.microsoft.com/office/drawing/2016/5/9/chartex" xmlns:cx4="http://schemas.microsoft.com/office/drawing/2016/5/10/chartex" xmlns:cx5="http://schemas.microsoft.com/office/drawing/2016/5/11/chartex" xmlns:cx6="http://schemas.microsoft.com/office/drawing/2016/5/12/chartex" xmlns:cx7="http://schemas.microsoft.com/office/drawing/2016/5/13/chartex" xmlns:cx8="http://schemas.microsoft.com/office/drawing/2016/5/14/chartex" xmlns:mc="http://schemas.openxmlformats.org/markup-compatibility/2006" xmlns:aink="http://schemas.microsoft.com/office/drawing/2016/ink" xmlns:am3d="http://schemas.microsoft.com/office/drawing/2017/model3d" xmlns:o="urn:schemas-microsoft-com:office:office" xmlns:oel="http://schemas.microsoft.com/office/2019/extlst" xmlns:r="http://schemas.openxmlformats.org/officeDocument/2006/relationships" xmlns:m="http://schemas.openxmlformats.org/officeDocument/2006/math" xmlns:v="urn:schemas-microsoft-com:vml" xmlns:wp14="http://schemas.microsoft.com/office/word/2010/wordprocessingDrawing" xmlns:wp="http://schemas.openxmlformats.org/drawingml/2006/wordprocessingDrawing" xmlns:w10="urn:schemas-microsoft-com:office:word" xmlns:w="http://schemas.openxmlformats.org/wordprocessingml/2006/main" xmlns:w14="http://schemas.microsoft.com/office/word/2010/wordml" xmlns:w15="http://schemas.microsoft.com/office/word/2012/wordml" xmlns:w16cex="http://schemas.microsoft.com/office/word/2018/wordml/cex" xmlns:w16cid="http://schemas.microsoft.com/office/word/2016/wordml/cid" xmlns:w16="http://schemas.microsoft.com/office/word/2018/wordml" xmlns:w16du="http://schemas.microsoft.com/office/word/2023/wordml/word16du" xmlns:w16sdtdh="http://schemas.microsoft.com/office/word/2020/wordml/sdtdatahash" xmlns:w16sdtfl="http://schemas.microsoft.com/office/word/2024/wordml/sdtformatlock" xmlns:w16se="http://schemas.microsoft.com/office/word/2015/wordml/symex" xmlns:wpg="http://schemas.microsoft.com/office/word/2010/wordprocessingGroup" xmlns:wpi="http://schemas.microsoft.com/office/word/2010/wordprocessingInk" xmlns:wne="http://schemas.microsoft.com/office/word/2006/wordml" xmlns:wps="http://schemas.microsoft.com/office/word/2010/wordprocessingShape" mc:Ignorable="w14 w15 w16se w16cid w16 w16cex w16sdtdh w16sdtfl w16du wp14">
   <w:endnote w:type="separator" w:id="-1">
     <w:p>
       <w:pPr>
@@ -1767,7 +1837,7 @@
 </file>
 
 <file path=word/footnotes.xml><?xml version="1.0" encoding="utf-8"?>
-<w:footnotes xmlns:wpc="http://schemas.microsoft.com/office/word/2010/wordprocessingCanvas" xmlns:cx="http://schemas.microsoft.com/office/drawing/2014/chartex" xmlns:cx1="http://schemas.microsoft.com/office/drawing/2015/9/8/chartex" xmlns:cx2="http://schemas.microsoft.com/office/drawing/2015/10/21/chartex" xmlns:cx3="http://schemas.microsoft.com/office/drawing/2016/5/9/chartex" xmlns:cx4="http://schemas.microsoft.com/office/drawing/2016/5/10/chartex" xmlns:cx5="http://schemas.microsoft.com/office/drawing/2016/5/11/chartex" xmlns:cx6="http://schemas.microsoft.com/office/drawing/2016/5/12/chartex" xmlns:cx7="http://schemas.microsoft.com/office/drawing/2016/5/13/chartex" xmlns:cx8="http://schemas.microsoft.com/office/drawing/2016/5/14/chartex" xmlns:mc="http://schemas.openxmlformats.org/markup-compatibility/2006" xmlns:aink="http://schemas.microsoft.com/office/drawing/2016/ink" xmlns:am3d="http://schemas.microsoft.com/office/drawing/2017/model3d" xmlns:o="urn:schemas-microsoft-com:office:office" xmlns:r="http://schemas.openxmlformats.org/officeDocument/2006/relationships" xmlns:m="http://schemas.openxmlformats.org/officeDocument/2006/math" xmlns:v="urn:schemas-microsoft-com:vml" xmlns:wp14="http://schemas.microsoft.com/office/word/2010/wordprocessingDrawing" xmlns:wp="http://schemas.openxmlformats.org/drawingml/2006/wordprocessingDrawing" xmlns:w10="urn:schemas-microsoft-com:office:word" xmlns:w="http://schemas.openxmlformats.org/wordprocessingml/2006/main" xmlns:w14="http://schemas.microsoft.com/office/word/2010/wordml" xmlns:w15="http://schemas.microsoft.com/office/word/2012/wordml" xmlns:w16cex="http://schemas.microsoft.com/office/word/2018/wordml/cex" xmlns:w16cid="http://schemas.microsoft.com/office/word/2016/wordml/cid" xmlns:w16="http://schemas.microsoft.com/office/word/2018/wordml" xmlns:w16se="http://schemas.microsoft.com/office/word/2015/wordml/symex" xmlns:wpg="http://schemas.microsoft.com/office/word/2010/wordprocessingGroup" xmlns:wpi="http://schemas.microsoft.com/office/word/2010/wordprocessingInk" xmlns:wne="http://schemas.microsoft.com/office/word/2006/wordml" xmlns:wps="http://schemas.microsoft.com/office/word/2010/wordprocessingShape" mc:Ignorable="w14 w15 w16se w16cid w16 w16cex wp14">
+<w:footnotes xmlns:wpc="http://schemas.microsoft.com/office/word/2010/wordprocessingCanvas" xmlns:cx="http://schemas.microsoft.com/office/drawing/2014/chartex" xmlns:cx1="http://schemas.microsoft.com/office/drawing/2015/9/8/chartex" xmlns:cx2="http://schemas.microsoft.com/office/drawing/2015/10/21/chartex" xmlns:cx3="http://schemas.microsoft.com/office/drawing/2016/5/9/chartex" xmlns:cx4="http://schemas.microsoft.com/office/drawing/2016/5/10/chartex" xmlns:cx5="http://schemas.microsoft.com/office/drawing/2016/5/11/chartex" xmlns:cx6="http://schemas.microsoft.com/office/drawing/2016/5/12/chartex" xmlns:cx7="http://schemas.microsoft.com/office/drawing/2016/5/13/chartex" xmlns:cx8="http://schemas.microsoft.com/office/drawing/2016/5/14/chartex" xmlns:mc="http://schemas.openxmlformats.org/markup-compatibility/2006" xmlns:aink="http://schemas.microsoft.com/office/drawing/2016/ink" xmlns:am3d="http://schemas.microsoft.com/office/drawing/2017/model3d" xmlns:o="urn:schemas-microsoft-com:office:office" xmlns:oel="http://schemas.microsoft.com/office/2019/extlst" xmlns:r="http://schemas.openxmlformats.org/officeDocument/2006/relationships" xmlns:m="http://schemas.openxmlformats.org/officeDocument/2006/math" xmlns:v="urn:schemas-microsoft-com:vml" xmlns:wp14="http://schemas.microsoft.com/office/word/2010/wordprocessingDrawing" xmlns:wp="http://schemas.openxmlformats.org/drawingml/2006/wordprocessingDrawing" xmlns:w10="urn:schemas-microsoft-com:office:word" xmlns:w="http://schemas.openxmlformats.org/wordprocessingml/2006/main" xmlns:w14="http://schemas.microsoft.com/office/word/2010/wordml" xmlns:w15="http://schemas.microsoft.com/office/word/2012/wordml" xmlns:w16cex="http://schemas.microsoft.com/office/word/2018/wordml/cex" xmlns:w16cid="http://schemas.microsoft.com/office/word/2016/wordml/cid" xmlns:w16="http://schemas.microsoft.com/office/word/2018/wordml" xmlns:w16du="http://schemas.microsoft.com/office/word/2023/wordml/word16du" xmlns:w16sdtdh="http://schemas.microsoft.com/office/word/2020/wordml/sdtdatahash" xmlns:w16sdtfl="http://schemas.microsoft.com/office/word/2024/wordml/sdtformatlock" xmlns:w16se="http://schemas.microsoft.com/office/word/2015/wordml/symex" xmlns:wpg="http://schemas.microsoft.com/office/word/2010/wordprocessingGroup" xmlns:wpi="http://schemas.microsoft.com/office/word/2010/wordprocessingInk" xmlns:wne="http://schemas.microsoft.com/office/word/2006/wordml" xmlns:wps="http://schemas.microsoft.com/office/word/2010/wordprocessingShape" mc:Ignorable="w14 w15 w16se w16cid w16 w16cex w16sdtdh w16sdtfl w16du wp14">
   <w:footnote w:type="separator" w:id="-1">
     <w:p>
       <w:pPr>
@@ -1792,7 +1862,7 @@
 </file>
 
 <file path=word/header1.xml><?xml version="1.0" encoding="utf-8"?>
-<w:hdr xmlns:wpc="http://schemas.microsoft.com/office/word/2010/wordprocessingCanvas" xmlns:cx="http://schemas.microsoft.com/office/drawing/2014/chartex" xmlns:cx1="http://schemas.microsoft.com/office/drawing/2015/9/8/chartex" xmlns:cx2="http://schemas.microsoft.com/office/drawing/2015/10/21/chartex" xmlns:cx3="http://schemas.microsoft.com/office/drawing/2016/5/9/chartex" xmlns:cx4="http://schemas.microsoft.com/office/drawing/2016/5/10/chartex" xmlns:cx5="http://schemas.microsoft.com/office/drawing/2016/5/11/chartex" xmlns:cx6="http://schemas.microsoft.com/office/drawing/2016/5/12/chartex" xmlns:cx7="http://schemas.microsoft.com/office/drawing/2016/5/13/chartex" xmlns:cx8="http://schemas.microsoft.com/office/drawing/2016/5/14/chartex" xmlns:mc="http://schemas.openxmlformats.org/markup-compatibility/2006" xmlns:aink="http://schemas.microsoft.com/office/drawing/2016/ink" xmlns:am3d="http://schemas.microsoft.com/office/drawing/2017/model3d" xmlns:o="urn:schemas-microsoft-com:office:office" xmlns:r="http://schemas.openxmlformats.org/officeDocument/2006/relationships" xmlns:m="http://schemas.openxmlformats.org/officeDocument/2006/math" xmlns:v="urn:schemas-microsoft-com:vml" xmlns:wp14="http://schemas.microsoft.com/office/word/2010/wordprocessingDrawing" xmlns:wp="http://schemas.openxmlformats.org/drawingml/2006/wordprocessingDrawing" xmlns:w10="urn:schemas-microsoft-com:office:word" xmlns:w="http://schemas.openxmlformats.org/wordprocessingml/2006/main" xmlns:w14="http://schemas.microsoft.com/office/word/2010/wordml" xmlns:w15="http://schemas.microsoft.com/office/word/2012/wordml" xmlns:w16cex="http://schemas.microsoft.com/office/word/2018/wordml/cex" xmlns:w16cid="http://schemas.microsoft.com/office/word/2016/wordml/cid" xmlns:w16="http://schemas.microsoft.com/office/word/2018/wordml" xmlns:w16se="http://schemas.microsoft.com/office/word/2015/wordml/symex" xmlns:wpg="http://schemas.microsoft.com/office/word/2010/wordprocessingGroup" xmlns:wpi="http://schemas.microsoft.com/office/word/2010/wordprocessingInk" xmlns:wne="http://schemas.microsoft.com/office/word/2006/wordml" xmlns:wps="http://schemas.microsoft.com/office/word/2010/wordprocessingShape" mc:Ignorable="w14 w15 w16se w16cid w16 w16cex wp14">
+<w:hdr xmlns:wpc="http://schemas.microsoft.com/office/word/2010/wordprocessingCanvas" xmlns:cx="http://schemas.microsoft.com/office/drawing/2014/chartex" xmlns:cx1="http://schemas.microsoft.com/office/drawing/2015/9/8/chartex" xmlns:cx2="http://schemas.microsoft.com/office/drawing/2015/10/21/chartex" xmlns:cx3="http://schemas.microsoft.com/office/drawing/2016/5/9/chartex" xmlns:cx4="http://schemas.microsoft.com/office/drawing/2016/5/10/chartex" xmlns:cx5="http://schemas.microsoft.com/office/drawing/2016/5/11/chartex" xmlns:cx6="http://schemas.microsoft.com/office/drawing/2016/5/12/chartex" xmlns:cx7="http://schemas.microsoft.com/office/drawing/2016/5/13/chartex" xmlns:cx8="http://schemas.microsoft.com/office/drawing/2016/5/14/chartex" xmlns:mc="http://schemas.openxmlformats.org/markup-compatibility/2006" xmlns:aink="http://schemas.microsoft.com/office/drawing/2016/ink" xmlns:am3d="http://schemas.microsoft.com/office/drawing/2017/model3d" xmlns:o="urn:schemas-microsoft-com:office:office" xmlns:oel="http://schemas.microsoft.com/office/2019/extlst" xmlns:r="http://schemas.openxmlformats.org/officeDocument/2006/relationships" xmlns:m="http://schemas.openxmlformats.org/officeDocument/2006/math" xmlns:v="urn:schemas-microsoft-com:vml" xmlns:wp14="http://schemas.microsoft.com/office/word/2010/wordprocessingDrawing" xmlns:wp="http://schemas.openxmlformats.org/drawingml/2006/wordprocessingDrawing" xmlns:w10="urn:schemas-microsoft-com:office:word" xmlns:w="http://schemas.openxmlformats.org/wordprocessingml/2006/main" xmlns:w14="http://schemas.microsoft.com/office/word/2010/wordml" xmlns:w15="http://schemas.microsoft.com/office/word/2012/wordml" xmlns:w16cex="http://schemas.microsoft.com/office/word/2018/wordml/cex" xmlns:w16cid="http://schemas.microsoft.com/office/word/2016/wordml/cid" xmlns:w16="http://schemas.microsoft.com/office/word/2018/wordml" xmlns:w16du="http://schemas.microsoft.com/office/word/2023/wordml/word16du" xmlns:w16sdtdh="http://schemas.microsoft.com/office/word/2020/wordml/sdtdatahash" xmlns:w16sdtfl="http://schemas.microsoft.com/office/word/2024/wordml/sdtformatlock" xmlns:w16se="http://schemas.microsoft.com/office/word/2015/wordml/symex" xmlns:wpg="http://schemas.microsoft.com/office/word/2010/wordprocessingGroup" xmlns:wpi="http://schemas.microsoft.com/office/word/2010/wordprocessingInk" xmlns:wne="http://schemas.microsoft.com/office/word/2006/wordml" xmlns:wps="http://schemas.microsoft.com/office/word/2010/wordprocessingShape" mc:Ignorable="w14 w15 w16se w16cid w16 w16cex w16sdtdh w16sdtfl w16du wp14">
   <w:p>
     <w:pPr>
       <w:pStyle w:val="Header"/>
@@ -1803,7 +1873,7 @@
 </file>
 
 <file path=word/styles.xml><?xml version="1.0" encoding="utf-8"?>
-<w:styles xmlns:mc="http://schemas.openxmlformats.org/markup-compatibility/2006" xmlns:r="http://schemas.openxmlformats.org/officeDocument/2006/relationships" xmlns:w="http://schemas.openxmlformats.org/wordprocessingml/2006/main" xmlns:w14="http://schemas.microsoft.com/office/word/2010/wordml" xmlns:w15="http://schemas.microsoft.com/office/word/2012/wordml" xmlns:w16cex="http://schemas.microsoft.com/office/word/2018/wordml/cex" xmlns:w16cid="http://schemas.microsoft.com/office/word/2016/wordml/cid" xmlns:w16="http://schemas.microsoft.com/office/word/2018/wordml" xmlns:w16se="http://schemas.microsoft.com/office/word/2015/wordml/symex" mc:Ignorable="w14 w15 w16se w16cid w16 w16cex">
+<w:styles xmlns:mc="http://schemas.openxmlformats.org/markup-compatibility/2006" xmlns:r="http://schemas.openxmlformats.org/officeDocument/2006/relationships" xmlns:w="http://schemas.openxmlformats.org/wordprocessingml/2006/main" xmlns:w14="http://schemas.microsoft.com/office/word/2010/wordml" xmlns:w15="http://schemas.microsoft.com/office/word/2012/wordml" xmlns:w16cex="http://schemas.microsoft.com/office/word/2018/wordml/cex" xmlns:w16cid="http://schemas.microsoft.com/office/word/2016/wordml/cid" xmlns:w16="http://schemas.microsoft.com/office/word/2018/wordml" xmlns:w16du="http://schemas.microsoft.com/office/word/2023/wordml/word16du" xmlns:w16sdtdh="http://schemas.microsoft.com/office/word/2020/wordml/sdtdatahash" xmlns:w16sdtfl="http://schemas.microsoft.com/office/word/2024/wordml/sdtformatlock" xmlns:w16se="http://schemas.microsoft.com/office/word/2015/wordml/symex" mc:Ignorable="w14 w15 w16se w16cid w16 w16cex w16sdtdh w16sdtfl w16du">
   <w:docDefaults>
     <w:rPrDefault>
       <w:rPr>
